--- a/src/OpenXmlHtml.Tests/WordConvertToDocxTests.OrderedAndUnorderedLists.DotNet.verified.docx
+++ b/src/OpenXmlHtml.Tests/WordConvertToDocxTests.OrderedAndUnorderedLists.DotNet.verified.docx
@@ -3,6 +3,9 @@
 <w:document xmlns:w="http://schemas.openxmlformats.org/wordprocessingml/2006/main">
   <w:body>
     <w:p>
+      <w:pPr>
+        <w:pStyle w:val="Heading3"/>
+      </w:pPr>
       <w:r>
         <w:rPr>
           <w:b/>
@@ -35,6 +38,9 @@
       </w:r>
     </w:p>
     <w:p>
+      <w:pPr>
+        <w:pStyle w:val="Heading3"/>
+      </w:pPr>
       <w:r>
         <w:rPr>
           <w:b/>

--- a/src/OpenXmlHtml.Tests/WordConvertToDocxTests.OrderedAndUnorderedLists.DotNet.verified.docx
+++ b/src/OpenXmlHtml.Tests/WordConvertToDocxTests.OrderedAndUnorderedLists.DotNet.verified.docx
@@ -14,25 +14,37 @@
       </w:r>
     </w:p>
     <w:p>
-      <w:r>
-        <w:t xml:space="preserve">● </w:t>
-      </w:r>
+      <w:pPr>
+        <w:pStyle w:val="ListParagraph"/>
+        <w:numPr>
+          <w:ilvl w:val="0"/>
+          <w:numId w:val="2"/>
+        </w:numPr>
+      </w:pPr>
       <w:r>
         <w:t xml:space="preserve">Alpha</w:t>
       </w:r>
     </w:p>
     <w:p>
-      <w:r>
-        <w:t xml:space="preserve">● </w:t>
-      </w:r>
+      <w:pPr>
+        <w:pStyle w:val="ListParagraph"/>
+        <w:numPr>
+          <w:ilvl w:val="0"/>
+          <w:numId w:val="2"/>
+        </w:numPr>
+      </w:pPr>
       <w:r>
         <w:t xml:space="preserve">Beta</w:t>
       </w:r>
     </w:p>
     <w:p>
-      <w:r>
-        <w:t xml:space="preserve">● </w:t>
-      </w:r>
+      <w:pPr>
+        <w:pStyle w:val="ListParagraph"/>
+        <w:numPr>
+          <w:ilvl w:val="0"/>
+          <w:numId w:val="2"/>
+        </w:numPr>
+      </w:pPr>
       <w:r>
         <w:t xml:space="preserve">Gamma</w:t>
       </w:r>
@@ -49,29 +61,247 @@
       </w:r>
     </w:p>
     <w:p>
-      <w:r>
-        <w:t xml:space="preserve">1. </w:t>
-      </w:r>
+      <w:pPr>
+        <w:pStyle w:val="ListParagraph"/>
+        <w:numPr>
+          <w:ilvl w:val="0"/>
+          <w:numId w:val="4"/>
+        </w:numPr>
+      </w:pPr>
       <w:r>
         <w:t xml:space="preserve">First</w:t>
       </w:r>
     </w:p>
     <w:p>
-      <w:r>
-        <w:t xml:space="preserve">2. </w:t>
-      </w:r>
+      <w:pPr>
+        <w:pStyle w:val="ListParagraph"/>
+        <w:numPr>
+          <w:ilvl w:val="0"/>
+          <w:numId w:val="4"/>
+        </w:numPr>
+      </w:pPr>
       <w:r>
         <w:t xml:space="preserve">Second</w:t>
       </w:r>
     </w:p>
     <w:p>
-      <w:r>
-        <w:t xml:space="preserve">3. </w:t>
-      </w:r>
+      <w:pPr>
+        <w:pStyle w:val="ListParagraph"/>
+        <w:numPr>
+          <w:ilvl w:val="0"/>
+          <w:numId w:val="4"/>
+        </w:numPr>
+      </w:pPr>
       <w:r>
         <w:t xml:space="preserve">Third</w:t>
       </w:r>
     </w:p>
   </w:body>
 </w:document>
+</file>
+
+<file path=word/numbering.xml><?xml version="1.0" encoding="utf-8"?>
+<numbering xmlns="http://schemas.openxmlformats.org/wordprocessingml/2006/main">
+  <abstractNum xmlns:p2="http://schemas.openxmlformats.org/wordprocessingml/2006/main" p2:abstractNumId="0">
+    <p2:multiLevelType p2:val="hybridMultilevel"/>
+    <p2:lvl p2:ilvl="0">
+      <p2:start p2:val="1"/>
+      <p2:numFmt p2:val="bullet"/>
+      <p2:lvlText p2:val="●"/>
+      <p2:lvlJc p2:val="left"/>
+      <p2:pPr>
+        <p2:ind p2:left="720" p2:hanging="360"/>
+      </p2:pPr>
+      <p2:rPr>
+        <p2:rFonts p2:ascii="Symbol" p2:hAnsi="Symbol"/>
+      </p2:rPr>
+    </p2:lvl>
+    <p2:lvl p2:ilvl="1">
+      <p2:start p2:val="1"/>
+      <p2:numFmt p2:val="bullet"/>
+      <p2:lvlText p2:val="○"/>
+      <p2:lvlJc p2:val="left"/>
+      <p2:pPr>
+        <p2:ind p2:left="1440" p2:hanging="360"/>
+      </p2:pPr>
+      <p2:rPr>
+        <p2:rFonts p2:ascii="Symbol" p2:hAnsi="Symbol"/>
+      </p2:rPr>
+    </p2:lvl>
+    <p2:lvl p2:ilvl="2">
+      <p2:start p2:val="1"/>
+      <p2:numFmt p2:val="bullet"/>
+      <p2:lvlText p2:val="■"/>
+      <p2:lvlJc p2:val="left"/>
+      <p2:pPr>
+        <p2:ind p2:left="2160" p2:hanging="360"/>
+      </p2:pPr>
+      <p2:rPr>
+        <p2:rFonts p2:ascii="Symbol" p2:hAnsi="Symbol"/>
+      </p2:rPr>
+    </p2:lvl>
+    <p2:lvl p2:ilvl="3">
+      <p2:start p2:val="1"/>
+      <p2:numFmt p2:val="bullet"/>
+      <p2:lvlText p2:val="●"/>
+      <p2:lvlJc p2:val="left"/>
+      <p2:pPr>
+        <p2:ind p2:left="2880" p2:hanging="360"/>
+      </p2:pPr>
+      <p2:rPr>
+        <p2:rFonts p2:ascii="Symbol" p2:hAnsi="Symbol"/>
+      </p2:rPr>
+    </p2:lvl>
+    <p2:lvl p2:ilvl="4">
+      <p2:start p2:val="1"/>
+      <p2:numFmt p2:val="bullet"/>
+      <p2:lvlText p2:val="○"/>
+      <p2:lvlJc p2:val="left"/>
+      <p2:pPr>
+        <p2:ind p2:left="3600" p2:hanging="360"/>
+      </p2:pPr>
+      <p2:rPr>
+        <p2:rFonts p2:ascii="Symbol" p2:hAnsi="Symbol"/>
+      </p2:rPr>
+    </p2:lvl>
+    <p2:lvl p2:ilvl="5">
+      <p2:start p2:val="1"/>
+      <p2:numFmt p2:val="bullet"/>
+      <p2:lvlText p2:val="■"/>
+      <p2:lvlJc p2:val="left"/>
+      <p2:pPr>
+        <p2:ind p2:left="4320" p2:hanging="360"/>
+      </p2:pPr>
+      <p2:rPr>
+        <p2:rFonts p2:ascii="Symbol" p2:hAnsi="Symbol"/>
+      </p2:rPr>
+    </p2:lvl>
+    <p2:lvl p2:ilvl="6">
+      <p2:start p2:val="1"/>
+      <p2:numFmt p2:val="bullet"/>
+      <p2:lvlText p2:val="●"/>
+      <p2:lvlJc p2:val="left"/>
+      <p2:pPr>
+        <p2:ind p2:left="5040" p2:hanging="360"/>
+      </p2:pPr>
+      <p2:rPr>
+        <p2:rFonts p2:ascii="Symbol" p2:hAnsi="Symbol"/>
+      </p2:rPr>
+    </p2:lvl>
+    <p2:lvl p2:ilvl="7">
+      <p2:start p2:val="1"/>
+      <p2:numFmt p2:val="bullet"/>
+      <p2:lvlText p2:val="○"/>
+      <p2:lvlJc p2:val="left"/>
+      <p2:pPr>
+        <p2:ind p2:left="5760" p2:hanging="360"/>
+      </p2:pPr>
+      <p2:rPr>
+        <p2:rFonts p2:ascii="Symbol" p2:hAnsi="Symbol"/>
+      </p2:rPr>
+    </p2:lvl>
+    <p2:lvl p2:ilvl="8">
+      <p2:start p2:val="1"/>
+      <p2:numFmt p2:val="bullet"/>
+      <p2:lvlText p2:val="■"/>
+      <p2:lvlJc p2:val="left"/>
+      <p2:pPr>
+        <p2:ind p2:left="6480" p2:hanging="360"/>
+      </p2:pPr>
+      <p2:rPr>
+        <p2:rFonts p2:ascii="Symbol" p2:hAnsi="Symbol"/>
+      </p2:rPr>
+    </p2:lvl>
+  </abstractNum>
+  <abstractNum xmlns:p2="http://schemas.openxmlformats.org/wordprocessingml/2006/main" p2:abstractNumId="1">
+    <p2:multiLevelType p2:val="hybridMultilevel"/>
+    <p2:lvl p2:ilvl="0">
+      <p2:start p2:val="1"/>
+      <p2:numFmt p2:val="decimal"/>
+      <p2:lvlText p2:val="%1."/>
+      <p2:lvlJc p2:val="left"/>
+      <p2:pPr>
+        <p2:ind p2:left="720" p2:hanging="360"/>
+      </p2:pPr>
+    </p2:lvl>
+    <p2:lvl p2:ilvl="1">
+      <p2:start p2:val="1"/>
+      <p2:numFmt p2:val="decimal"/>
+      <p2:lvlText p2:val="%2."/>
+      <p2:lvlJc p2:val="left"/>
+      <p2:pPr>
+        <p2:ind p2:left="1440" p2:hanging="360"/>
+      </p2:pPr>
+    </p2:lvl>
+    <p2:lvl p2:ilvl="2">
+      <p2:start p2:val="1"/>
+      <p2:numFmt p2:val="decimal"/>
+      <p2:lvlText p2:val="%3."/>
+      <p2:lvlJc p2:val="left"/>
+      <p2:pPr>
+        <p2:ind p2:left="2160" p2:hanging="360"/>
+      </p2:pPr>
+    </p2:lvl>
+    <p2:lvl p2:ilvl="3">
+      <p2:start p2:val="1"/>
+      <p2:numFmt p2:val="decimal"/>
+      <p2:lvlText p2:val="%4."/>
+      <p2:lvlJc p2:val="left"/>
+      <p2:pPr>
+        <p2:ind p2:left="2880" p2:hanging="360"/>
+      </p2:pPr>
+    </p2:lvl>
+    <p2:lvl p2:ilvl="4">
+      <p2:start p2:val="1"/>
+      <p2:numFmt p2:val="decimal"/>
+      <p2:lvlText p2:val="%5."/>
+      <p2:lvlJc p2:val="left"/>
+      <p2:pPr>
+        <p2:ind p2:left="3600" p2:hanging="360"/>
+      </p2:pPr>
+    </p2:lvl>
+    <p2:lvl p2:ilvl="5">
+      <p2:start p2:val="1"/>
+      <p2:numFmt p2:val="decimal"/>
+      <p2:lvlText p2:val="%6."/>
+      <p2:lvlJc p2:val="left"/>
+      <p2:pPr>
+        <p2:ind p2:left="4320" p2:hanging="360"/>
+      </p2:pPr>
+    </p2:lvl>
+    <p2:lvl p2:ilvl="6">
+      <p2:start p2:val="1"/>
+      <p2:numFmt p2:val="decimal"/>
+      <p2:lvlText p2:val="%7."/>
+      <p2:lvlJc p2:val="left"/>
+      <p2:pPr>
+        <p2:ind p2:left="5040" p2:hanging="360"/>
+      </p2:pPr>
+    </p2:lvl>
+    <p2:lvl p2:ilvl="7">
+      <p2:start p2:val="1"/>
+      <p2:numFmt p2:val="decimal"/>
+      <p2:lvlText p2:val="%8."/>
+      <p2:lvlJc p2:val="left"/>
+      <p2:pPr>
+        <p2:ind p2:left="5760" p2:hanging="360"/>
+      </p2:pPr>
+    </p2:lvl>
+    <p2:lvl p2:ilvl="8">
+      <p2:start p2:val="1"/>
+      <p2:numFmt p2:val="decimal"/>
+      <p2:lvlText p2:val="%9."/>
+      <p2:lvlJc p2:val="left"/>
+      <p2:pPr>
+        <p2:ind p2:left="6480" p2:hanging="360"/>
+      </p2:pPr>
+    </p2:lvl>
+  </abstractNum>
+  <num xmlns:p2="http://schemas.openxmlformats.org/wordprocessingml/2006/main" p2:numId="2">
+    <p2:abstractNumId p2:val="0"/>
+  </num>
+  <num xmlns:p2="http://schemas.openxmlformats.org/wordprocessingml/2006/main" p2:numId="4">
+    <p2:abstractNumId p2:val="1"/>
+  </num>
+</numbering>
 </file>
--- a/src/OpenXmlHtml.Tests/WordConvertToDocxTests.OrderedAndUnorderedLists.DotNet.verified.docx
+++ b/src/OpenXmlHtml.Tests/WordConvertToDocxTests.OrderedAndUnorderedLists.DotNet.verified.docx
@@ -96,6 +96,10 @@
         <w:t xml:space="preserve">Third</w:t>
       </w:r>
     </w:p>
+    <w:sectPr>
+      <w:pgSz w:w="11906" w:h="16838"/>
+      <w:pgMar w:top="1440" w:right="1440" w:bottom="1440" w:left="1440" w:header="720" w:footer="720" w:gutter="0"/>
+    </w:sectPr>
   </w:body>
 </w:document>
 </file>

--- a/src/OpenXmlHtml.Tests/WordConvertToDocxTests.OrderedAndUnorderedLists.DotNet.verified.docx
+++ b/src/OpenXmlHtml.Tests/WordConvertToDocxTests.OrderedAndUnorderedLists.DotNet.verified.docx
@@ -20,6 +20,7 @@
           <w:ilvl w:val="0"/>
           <w:numId w:val="2"/>
         </w:numPr>
+        <w:contextualSpacing/>
       </w:pPr>
       <w:r>
         <w:t xml:space="preserve">Alpha</w:t>
@@ -32,6 +33,7 @@
           <w:ilvl w:val="0"/>
           <w:numId w:val="2"/>
         </w:numPr>
+        <w:contextualSpacing/>
       </w:pPr>
       <w:r>
         <w:t xml:space="preserve">Beta</w:t>
@@ -44,6 +46,7 @@
           <w:ilvl w:val="0"/>
           <w:numId w:val="2"/>
         </w:numPr>
+        <w:contextualSpacing/>
       </w:pPr>
       <w:r>
         <w:t xml:space="preserve">Gamma</w:t>
@@ -67,6 +70,7 @@
           <w:ilvl w:val="0"/>
           <w:numId w:val="4"/>
         </w:numPr>
+        <w:contextualSpacing/>
       </w:pPr>
       <w:r>
         <w:t xml:space="preserve">First</w:t>
@@ -79,6 +83,7 @@
           <w:ilvl w:val="0"/>
           <w:numId w:val="4"/>
         </w:numPr>
+        <w:contextualSpacing/>
       </w:pPr>
       <w:r>
         <w:t xml:space="preserve">Second</w:t>
@@ -91,6 +96,7 @@
           <w:ilvl w:val="0"/>
           <w:numId w:val="4"/>
         </w:numPr>
+        <w:contextualSpacing/>
       </w:pPr>
       <w:r>
         <w:t xml:space="preserve">Third</w:t>
@@ -111,7 +117,7 @@
     <p2:lvl p2:ilvl="0">
       <p2:start p2:val="1"/>
       <p2:numFmt p2:val="bullet"/>
-      <p2:lvlText p2:val="●"/>
+      <p2:lvlText p2:val=""/>
       <p2:lvlJc p2:val="left"/>
       <p2:pPr>
         <p2:ind p2:left="720" p2:hanging="360"/>
@@ -123,97 +129,97 @@
     <p2:lvl p2:ilvl="1">
       <p2:start p2:val="1"/>
       <p2:numFmt p2:val="bullet"/>
-      <p2:lvlText p2:val="○"/>
+      <p2:lvlText p2:val="o"/>
       <p2:lvlJc p2:val="left"/>
       <p2:pPr>
         <p2:ind p2:left="1440" p2:hanging="360"/>
       </p2:pPr>
       <p2:rPr>
+        <p2:rFonts p2:ascii="Courier New" p2:hAnsi="Courier New"/>
+      </p2:rPr>
+    </p2:lvl>
+    <p2:lvl p2:ilvl="2">
+      <p2:start p2:val="1"/>
+      <p2:numFmt p2:val="bullet"/>
+      <p2:lvlText p2:val=""/>
+      <p2:lvlJc p2:val="left"/>
+      <p2:pPr>
+        <p2:ind p2:left="2160" p2:hanging="360"/>
+      </p2:pPr>
+      <p2:rPr>
+        <p2:rFonts p2:ascii="Wingdings" p2:hAnsi="Wingdings"/>
+      </p2:rPr>
+    </p2:lvl>
+    <p2:lvl p2:ilvl="3">
+      <p2:start p2:val="1"/>
+      <p2:numFmt p2:val="bullet"/>
+      <p2:lvlText p2:val=""/>
+      <p2:lvlJc p2:val="left"/>
+      <p2:pPr>
+        <p2:ind p2:left="2880" p2:hanging="360"/>
+      </p2:pPr>
+      <p2:rPr>
         <p2:rFonts p2:ascii="Symbol" p2:hAnsi="Symbol"/>
       </p2:rPr>
     </p2:lvl>
-    <p2:lvl p2:ilvl="2">
-      <p2:start p2:val="1"/>
-      <p2:numFmt p2:val="bullet"/>
-      <p2:lvlText p2:val="■"/>
-      <p2:lvlJc p2:val="left"/>
-      <p2:pPr>
-        <p2:ind p2:left="2160" p2:hanging="360"/>
+    <p2:lvl p2:ilvl="4">
+      <p2:start p2:val="1"/>
+      <p2:numFmt p2:val="bullet"/>
+      <p2:lvlText p2:val="o"/>
+      <p2:lvlJc p2:val="left"/>
+      <p2:pPr>
+        <p2:ind p2:left="3600" p2:hanging="360"/>
+      </p2:pPr>
+      <p2:rPr>
+        <p2:rFonts p2:ascii="Courier New" p2:hAnsi="Courier New"/>
+      </p2:rPr>
+    </p2:lvl>
+    <p2:lvl p2:ilvl="5">
+      <p2:start p2:val="1"/>
+      <p2:numFmt p2:val="bullet"/>
+      <p2:lvlText p2:val=""/>
+      <p2:lvlJc p2:val="left"/>
+      <p2:pPr>
+        <p2:ind p2:left="4320" p2:hanging="360"/>
+      </p2:pPr>
+      <p2:rPr>
+        <p2:rFonts p2:ascii="Wingdings" p2:hAnsi="Wingdings"/>
+      </p2:rPr>
+    </p2:lvl>
+    <p2:lvl p2:ilvl="6">
+      <p2:start p2:val="1"/>
+      <p2:numFmt p2:val="bullet"/>
+      <p2:lvlText p2:val=""/>
+      <p2:lvlJc p2:val="left"/>
+      <p2:pPr>
+        <p2:ind p2:left="5040" p2:hanging="360"/>
       </p2:pPr>
       <p2:rPr>
         <p2:rFonts p2:ascii="Symbol" p2:hAnsi="Symbol"/>
       </p2:rPr>
     </p2:lvl>
-    <p2:lvl p2:ilvl="3">
-      <p2:start p2:val="1"/>
-      <p2:numFmt p2:val="bullet"/>
-      <p2:lvlText p2:val="●"/>
-      <p2:lvlJc p2:val="left"/>
-      <p2:pPr>
-        <p2:ind p2:left="2880" p2:hanging="360"/>
-      </p2:pPr>
-      <p2:rPr>
-        <p2:rFonts p2:ascii="Symbol" p2:hAnsi="Symbol"/>
-      </p2:rPr>
-    </p2:lvl>
-    <p2:lvl p2:ilvl="4">
-      <p2:start p2:val="1"/>
-      <p2:numFmt p2:val="bullet"/>
-      <p2:lvlText p2:val="○"/>
-      <p2:lvlJc p2:val="left"/>
-      <p2:pPr>
-        <p2:ind p2:left="3600" p2:hanging="360"/>
-      </p2:pPr>
-      <p2:rPr>
-        <p2:rFonts p2:ascii="Symbol" p2:hAnsi="Symbol"/>
-      </p2:rPr>
-    </p2:lvl>
-    <p2:lvl p2:ilvl="5">
-      <p2:start p2:val="1"/>
-      <p2:numFmt p2:val="bullet"/>
-      <p2:lvlText p2:val="■"/>
-      <p2:lvlJc p2:val="left"/>
-      <p2:pPr>
-        <p2:ind p2:left="4320" p2:hanging="360"/>
-      </p2:pPr>
-      <p2:rPr>
-        <p2:rFonts p2:ascii="Symbol" p2:hAnsi="Symbol"/>
-      </p2:rPr>
-    </p2:lvl>
-    <p2:lvl p2:ilvl="6">
-      <p2:start p2:val="1"/>
-      <p2:numFmt p2:val="bullet"/>
-      <p2:lvlText p2:val="●"/>
-      <p2:lvlJc p2:val="left"/>
-      <p2:pPr>
-        <p2:ind p2:left="5040" p2:hanging="360"/>
-      </p2:pPr>
-      <p2:rPr>
-        <p2:rFonts p2:ascii="Symbol" p2:hAnsi="Symbol"/>
-      </p2:rPr>
-    </p2:lvl>
     <p2:lvl p2:ilvl="7">
       <p2:start p2:val="1"/>
       <p2:numFmt p2:val="bullet"/>
-      <p2:lvlText p2:val="○"/>
+      <p2:lvlText p2:val="o"/>
       <p2:lvlJc p2:val="left"/>
       <p2:pPr>
         <p2:ind p2:left="5760" p2:hanging="360"/>
       </p2:pPr>
       <p2:rPr>
-        <p2:rFonts p2:ascii="Symbol" p2:hAnsi="Symbol"/>
+        <p2:rFonts p2:ascii="Courier New" p2:hAnsi="Courier New"/>
       </p2:rPr>
     </p2:lvl>
     <p2:lvl p2:ilvl="8">
       <p2:start p2:val="1"/>
       <p2:numFmt p2:val="bullet"/>
-      <p2:lvlText p2:val="■"/>
+      <p2:lvlText p2:val=""/>
       <p2:lvlJc p2:val="left"/>
       <p2:pPr>
         <p2:ind p2:left="6480" p2:hanging="360"/>
       </p2:pPr>
       <p2:rPr>
-        <p2:rFonts p2:ascii="Symbol" p2:hAnsi="Symbol"/>
+        <p2:rFonts p2:ascii="Wingdings" p2:hAnsi="Wingdings"/>
       </p2:rPr>
     </p2:lvl>
   </abstractNum>

--- a/src/OpenXmlHtml.Tests/WordConvertToDocxTests.OrderedAndUnorderedLists.DotNet.verified.docx
+++ b/src/OpenXmlHtml.Tests/WordConvertToDocxTests.OrderedAndUnorderedLists.DotNet.verified.docx
@@ -120,7 +120,7 @@
       <p2:lvlText p2:val=""/>
       <p2:lvlJc p2:val="left"/>
       <p2:pPr>
-        <p2:ind p2:left="720" p2:hanging="360"/>
+        <p2:ind p2:left="240" p2:hanging="180"/>
       </p2:pPr>
       <p2:rPr>
         <p2:rFonts p2:ascii="Symbol" p2:hAnsi="Symbol"/>
@@ -132,7 +132,7 @@
       <p2:lvlText p2:val="o"/>
       <p2:lvlJc p2:val="left"/>
       <p2:pPr>
-        <p2:ind p2:left="1440" p2:hanging="360"/>
+        <p2:ind p2:left="480" p2:hanging="180"/>
       </p2:pPr>
       <p2:rPr>
         <p2:rFonts p2:ascii="Courier New" p2:hAnsi="Courier New"/>
@@ -144,7 +144,7 @@
       <p2:lvlText p2:val=""/>
       <p2:lvlJc p2:val="left"/>
       <p2:pPr>
-        <p2:ind p2:left="2160" p2:hanging="360"/>
+        <p2:ind p2:left="720" p2:hanging="180"/>
       </p2:pPr>
       <p2:rPr>
         <p2:rFonts p2:ascii="Wingdings" p2:hAnsi="Wingdings"/>
@@ -156,7 +156,7 @@
       <p2:lvlText p2:val=""/>
       <p2:lvlJc p2:val="left"/>
       <p2:pPr>
-        <p2:ind p2:left="2880" p2:hanging="360"/>
+        <p2:ind p2:left="960" p2:hanging="180"/>
       </p2:pPr>
       <p2:rPr>
         <p2:rFonts p2:ascii="Symbol" p2:hAnsi="Symbol"/>
@@ -168,7 +168,7 @@
       <p2:lvlText p2:val="o"/>
       <p2:lvlJc p2:val="left"/>
       <p2:pPr>
-        <p2:ind p2:left="3600" p2:hanging="360"/>
+        <p2:ind p2:left="1200" p2:hanging="180"/>
       </p2:pPr>
       <p2:rPr>
         <p2:rFonts p2:ascii="Courier New" p2:hAnsi="Courier New"/>
@@ -180,7 +180,7 @@
       <p2:lvlText p2:val=""/>
       <p2:lvlJc p2:val="left"/>
       <p2:pPr>
-        <p2:ind p2:left="4320" p2:hanging="360"/>
+        <p2:ind p2:left="1440" p2:hanging="180"/>
       </p2:pPr>
       <p2:rPr>
         <p2:rFonts p2:ascii="Wingdings" p2:hAnsi="Wingdings"/>
@@ -192,7 +192,7 @@
       <p2:lvlText p2:val=""/>
       <p2:lvlJc p2:val="left"/>
       <p2:pPr>
-        <p2:ind p2:left="5040" p2:hanging="360"/>
+        <p2:ind p2:left="1680" p2:hanging="180"/>
       </p2:pPr>
       <p2:rPr>
         <p2:rFonts p2:ascii="Symbol" p2:hAnsi="Symbol"/>
@@ -204,7 +204,7 @@
       <p2:lvlText p2:val="o"/>
       <p2:lvlJc p2:val="left"/>
       <p2:pPr>
-        <p2:ind p2:left="5760" p2:hanging="360"/>
+        <p2:ind p2:left="1920" p2:hanging="180"/>
       </p2:pPr>
       <p2:rPr>
         <p2:rFonts p2:ascii="Courier New" p2:hAnsi="Courier New"/>
@@ -216,7 +216,7 @@
       <p2:lvlText p2:val=""/>
       <p2:lvlJc p2:val="left"/>
       <p2:pPr>
-        <p2:ind p2:left="6480" p2:hanging="360"/>
+        <p2:ind p2:left="2160" p2:hanging="180"/>
       </p2:pPr>
       <p2:rPr>
         <p2:rFonts p2:ascii="Wingdings" p2:hAnsi="Wingdings"/>
@@ -231,7 +231,7 @@
       <p2:lvlText p2:val="%1."/>
       <p2:lvlJc p2:val="left"/>
       <p2:pPr>
-        <p2:ind p2:left="720" p2:hanging="360"/>
+        <p2:ind p2:left="240" p2:hanging="180"/>
       </p2:pPr>
     </p2:lvl>
     <p2:lvl p2:ilvl="1">
@@ -240,7 +240,7 @@
       <p2:lvlText p2:val="%2."/>
       <p2:lvlJc p2:val="left"/>
       <p2:pPr>
-        <p2:ind p2:left="1440" p2:hanging="360"/>
+        <p2:ind p2:left="480" p2:hanging="180"/>
       </p2:pPr>
     </p2:lvl>
     <p2:lvl p2:ilvl="2">
@@ -249,7 +249,7 @@
       <p2:lvlText p2:val="%3."/>
       <p2:lvlJc p2:val="left"/>
       <p2:pPr>
-        <p2:ind p2:left="2160" p2:hanging="360"/>
+        <p2:ind p2:left="720" p2:hanging="180"/>
       </p2:pPr>
     </p2:lvl>
     <p2:lvl p2:ilvl="3">
@@ -258,7 +258,7 @@
       <p2:lvlText p2:val="%4."/>
       <p2:lvlJc p2:val="left"/>
       <p2:pPr>
-        <p2:ind p2:left="2880" p2:hanging="360"/>
+        <p2:ind p2:left="960" p2:hanging="180"/>
       </p2:pPr>
     </p2:lvl>
     <p2:lvl p2:ilvl="4">
@@ -267,7 +267,7 @@
       <p2:lvlText p2:val="%5."/>
       <p2:lvlJc p2:val="left"/>
       <p2:pPr>
-        <p2:ind p2:left="3600" p2:hanging="360"/>
+        <p2:ind p2:left="1200" p2:hanging="180"/>
       </p2:pPr>
     </p2:lvl>
     <p2:lvl p2:ilvl="5">
@@ -276,7 +276,7 @@
       <p2:lvlText p2:val="%6."/>
       <p2:lvlJc p2:val="left"/>
       <p2:pPr>
-        <p2:ind p2:left="4320" p2:hanging="360"/>
+        <p2:ind p2:left="1440" p2:hanging="180"/>
       </p2:pPr>
     </p2:lvl>
     <p2:lvl p2:ilvl="6">
@@ -285,7 +285,7 @@
       <p2:lvlText p2:val="%7."/>
       <p2:lvlJc p2:val="left"/>
       <p2:pPr>
-        <p2:ind p2:left="5040" p2:hanging="360"/>
+        <p2:ind p2:left="1680" p2:hanging="180"/>
       </p2:pPr>
     </p2:lvl>
     <p2:lvl p2:ilvl="7">
@@ -294,7 +294,7 @@
       <p2:lvlText p2:val="%8."/>
       <p2:lvlJc p2:val="left"/>
       <p2:pPr>
-        <p2:ind p2:left="5760" p2:hanging="360"/>
+        <p2:ind p2:left="1920" p2:hanging="180"/>
       </p2:pPr>
     </p2:lvl>
     <p2:lvl p2:ilvl="8">
@@ -303,7 +303,7 @@
       <p2:lvlText p2:val="%9."/>
       <p2:lvlJc p2:val="left"/>
       <p2:pPr>
-        <p2:ind p2:left="6480" p2:hanging="360"/>
+        <p2:ind p2:left="2160" p2:hanging="180"/>
       </p2:pPr>
     </p2:lvl>
   </abstractNum>

--- a/src/OpenXmlHtml.Tests/WordConvertToDocxTests.OrderedAndUnorderedLists.DotNet.verified.docx
+++ b/src/OpenXmlHtml.Tests/WordConvertToDocxTests.OrderedAndUnorderedLists.DotNet.verified.docx
@@ -120,7 +120,7 @@
       <p2:lvlText p2:val=""/>
       <p2:lvlJc p2:val="left"/>
       <p2:pPr>
-        <p2:ind p2:left="240" p2:hanging="180"/>
+        <p2:ind p2:left="480" p2:hanging="240"/>
       </p2:pPr>
       <p2:rPr>
         <p2:rFonts p2:ascii="Symbol" p2:hAnsi="Symbol"/>
@@ -132,7 +132,7 @@
       <p2:lvlText p2:val="o"/>
       <p2:lvlJc p2:val="left"/>
       <p2:pPr>
-        <p2:ind p2:left="480" p2:hanging="180"/>
+        <p2:ind p2:left="960" p2:hanging="240"/>
       </p2:pPr>
       <p2:rPr>
         <p2:rFonts p2:ascii="Courier New" p2:hAnsi="Courier New"/>
@@ -144,7 +144,7 @@
       <p2:lvlText p2:val=""/>
       <p2:lvlJc p2:val="left"/>
       <p2:pPr>
-        <p2:ind p2:left="720" p2:hanging="180"/>
+        <p2:ind p2:left="1440" p2:hanging="240"/>
       </p2:pPr>
       <p2:rPr>
         <p2:rFonts p2:ascii="Wingdings" p2:hAnsi="Wingdings"/>
@@ -156,7 +156,7 @@
       <p2:lvlText p2:val=""/>
       <p2:lvlJc p2:val="left"/>
       <p2:pPr>
-        <p2:ind p2:left="960" p2:hanging="180"/>
+        <p2:ind p2:left="1920" p2:hanging="240"/>
       </p2:pPr>
       <p2:rPr>
         <p2:rFonts p2:ascii="Symbol" p2:hAnsi="Symbol"/>
@@ -168,7 +168,7 @@
       <p2:lvlText p2:val="o"/>
       <p2:lvlJc p2:val="left"/>
       <p2:pPr>
-        <p2:ind p2:left="1200" p2:hanging="180"/>
+        <p2:ind p2:left="2400" p2:hanging="240"/>
       </p2:pPr>
       <p2:rPr>
         <p2:rFonts p2:ascii="Courier New" p2:hAnsi="Courier New"/>
@@ -180,7 +180,7 @@
       <p2:lvlText p2:val=""/>
       <p2:lvlJc p2:val="left"/>
       <p2:pPr>
-        <p2:ind p2:left="1440" p2:hanging="180"/>
+        <p2:ind p2:left="2880" p2:hanging="240"/>
       </p2:pPr>
       <p2:rPr>
         <p2:rFonts p2:ascii="Wingdings" p2:hAnsi="Wingdings"/>
@@ -192,7 +192,7 @@
       <p2:lvlText p2:val=""/>
       <p2:lvlJc p2:val="left"/>
       <p2:pPr>
-        <p2:ind p2:left="1680" p2:hanging="180"/>
+        <p2:ind p2:left="3360" p2:hanging="240"/>
       </p2:pPr>
       <p2:rPr>
         <p2:rFonts p2:ascii="Symbol" p2:hAnsi="Symbol"/>
@@ -204,7 +204,7 @@
       <p2:lvlText p2:val="o"/>
       <p2:lvlJc p2:val="left"/>
       <p2:pPr>
-        <p2:ind p2:left="1920" p2:hanging="180"/>
+        <p2:ind p2:left="3840" p2:hanging="240"/>
       </p2:pPr>
       <p2:rPr>
         <p2:rFonts p2:ascii="Courier New" p2:hAnsi="Courier New"/>
@@ -216,7 +216,7 @@
       <p2:lvlText p2:val=""/>
       <p2:lvlJc p2:val="left"/>
       <p2:pPr>
-        <p2:ind p2:left="2160" p2:hanging="180"/>
+        <p2:ind p2:left="4320" p2:hanging="240"/>
       </p2:pPr>
       <p2:rPr>
         <p2:rFonts p2:ascii="Wingdings" p2:hAnsi="Wingdings"/>
@@ -231,7 +231,7 @@
       <p2:lvlText p2:val="%1."/>
       <p2:lvlJc p2:val="left"/>
       <p2:pPr>
-        <p2:ind p2:left="240" p2:hanging="180"/>
+        <p2:ind p2:left="480" p2:hanging="240"/>
       </p2:pPr>
     </p2:lvl>
     <p2:lvl p2:ilvl="1">
@@ -240,7 +240,7 @@
       <p2:lvlText p2:val="%2."/>
       <p2:lvlJc p2:val="left"/>
       <p2:pPr>
-        <p2:ind p2:left="480" p2:hanging="180"/>
+        <p2:ind p2:left="960" p2:hanging="240"/>
       </p2:pPr>
     </p2:lvl>
     <p2:lvl p2:ilvl="2">
@@ -249,7 +249,7 @@
       <p2:lvlText p2:val="%3."/>
       <p2:lvlJc p2:val="left"/>
       <p2:pPr>
-        <p2:ind p2:left="720" p2:hanging="180"/>
+        <p2:ind p2:left="1440" p2:hanging="240"/>
       </p2:pPr>
     </p2:lvl>
     <p2:lvl p2:ilvl="3">
@@ -258,7 +258,7 @@
       <p2:lvlText p2:val="%4."/>
       <p2:lvlJc p2:val="left"/>
       <p2:pPr>
-        <p2:ind p2:left="960" p2:hanging="180"/>
+        <p2:ind p2:left="1920" p2:hanging="240"/>
       </p2:pPr>
     </p2:lvl>
     <p2:lvl p2:ilvl="4">
@@ -267,7 +267,7 @@
       <p2:lvlText p2:val="%5."/>
       <p2:lvlJc p2:val="left"/>
       <p2:pPr>
-        <p2:ind p2:left="1200" p2:hanging="180"/>
+        <p2:ind p2:left="2400" p2:hanging="240"/>
       </p2:pPr>
     </p2:lvl>
     <p2:lvl p2:ilvl="5">
@@ -276,7 +276,7 @@
       <p2:lvlText p2:val="%6."/>
       <p2:lvlJc p2:val="left"/>
       <p2:pPr>
-        <p2:ind p2:left="1440" p2:hanging="180"/>
+        <p2:ind p2:left="2880" p2:hanging="240"/>
       </p2:pPr>
     </p2:lvl>
     <p2:lvl p2:ilvl="6">
@@ -285,7 +285,7 @@
       <p2:lvlText p2:val="%7."/>
       <p2:lvlJc p2:val="left"/>
       <p2:pPr>
-        <p2:ind p2:left="1680" p2:hanging="180"/>
+        <p2:ind p2:left="3360" p2:hanging="240"/>
       </p2:pPr>
     </p2:lvl>
     <p2:lvl p2:ilvl="7">
@@ -294,7 +294,7 @@
       <p2:lvlText p2:val="%8."/>
       <p2:lvlJc p2:val="left"/>
       <p2:pPr>
-        <p2:ind p2:left="1920" p2:hanging="180"/>
+        <p2:ind p2:left="3840" p2:hanging="240"/>
       </p2:pPr>
     </p2:lvl>
     <p2:lvl p2:ilvl="8">
@@ -303,7 +303,7 @@
       <p2:lvlText p2:val="%9."/>
       <p2:lvlJc p2:val="left"/>
       <p2:pPr>
-        <p2:ind p2:left="2160" p2:hanging="180"/>
+        <p2:ind p2:left="4320" p2:hanging="240"/>
       </p2:pPr>
     </p2:lvl>
   </abstractNum>
